--- a/Quotations/4 FEB RANI BAGH/Quotation With Budget (1).docx
+++ b/Quotations/4 FEB RANI BAGH/Quotation With Budget (1).docx
@@ -2087,7 +2087,79 @@
                   <w14:round/>
                 </w14:textOutline>
               </w:rPr>
-              <w:t>Double Led Screen [300 Sq. Ft.] With Video Jockey</w:t>
+              <w:t>4</w:t>
+            </w:r>
+            <w:r>
+              <w:rPr>
+                <w:rStyle w:val="IntenseEmphasis"/>
+                <w:rFonts w:eastAsia="Calibri Light"/>
+                <w:b w:val="0"/>
+                <w:bCs w:val="0"/>
+                <w:i w:val="0"/>
+                <w:iCs w:val="0"/>
+                <w:color w:val="000000" w:themeColor="text1"/>
+                <w:sz w:val="28"/>
+                <w:szCs w:val="28"/>
+                <w14:shadow w14:blurRad="38100" w14:dist="19050" w14:dir="2700000" w14:sx="100000" w14:sy="100000" w14:kx="0" w14:ky="0" w14:algn="tl">
+                  <w14:schemeClr w14:val="dk1">
+                    <w14:alpha w14:val="60000"/>
+                  </w14:schemeClr>
+                </w14:shadow>
+                <w14:textOutline w14:w="0" w14:cap="flat" w14:cmpd="sng" w14:algn="ctr">
+                  <w14:noFill/>
+                  <w14:prstDash w14:val="solid"/>
+                  <w14:round/>
+                </w14:textOutline>
+              </w:rPr>
+              <w:t xml:space="preserve"> Led Screen [</w:t>
+            </w:r>
+            <w:r>
+              <w:rPr>
+                <w:rStyle w:val="IntenseEmphasis"/>
+                <w:rFonts w:eastAsia="Calibri Light"/>
+                <w:b w:val="0"/>
+                <w:bCs w:val="0"/>
+                <w:i w:val="0"/>
+                <w:iCs w:val="0"/>
+                <w:color w:val="000000" w:themeColor="text1"/>
+                <w:sz w:val="28"/>
+                <w:szCs w:val="28"/>
+                <w14:shadow w14:blurRad="38100" w14:dist="19050" w14:dir="2700000" w14:sx="100000" w14:sy="100000" w14:kx="0" w14:ky="0" w14:algn="tl">
+                  <w14:schemeClr w14:val="dk1">
+                    <w14:alpha w14:val="60000"/>
+                  </w14:schemeClr>
+                </w14:shadow>
+                <w14:textOutline w14:w="0" w14:cap="flat" w14:cmpd="sng" w14:algn="ctr">
+                  <w14:noFill/>
+                  <w14:prstDash w14:val="solid"/>
+                  <w14:round/>
+                </w14:textOutline>
+              </w:rPr>
+              <w:t>6</w:t>
+            </w:r>
+            <w:r>
+              <w:rPr>
+                <w:rStyle w:val="IntenseEmphasis"/>
+                <w:rFonts w:eastAsia="Calibri Light"/>
+                <w:b w:val="0"/>
+                <w:bCs w:val="0"/>
+                <w:i w:val="0"/>
+                <w:iCs w:val="0"/>
+                <w:color w:val="000000" w:themeColor="text1"/>
+                <w:sz w:val="28"/>
+                <w:szCs w:val="28"/>
+                <w14:shadow w14:blurRad="38100" w14:dist="19050" w14:dir="2700000" w14:sx="100000" w14:sy="100000" w14:kx="0" w14:ky="0" w14:algn="tl">
+                  <w14:schemeClr w14:val="dk1">
+                    <w14:alpha w14:val="60000"/>
+                  </w14:schemeClr>
+                </w14:shadow>
+                <w14:textOutline w14:w="0" w14:cap="flat" w14:cmpd="sng" w14:algn="ctr">
+                  <w14:noFill/>
+                  <w14:prstDash w14:val="solid"/>
+                  <w14:round/>
+                </w14:textOutline>
+              </w:rPr>
+              <w:t>00 Sq. Ft.] With Video Jockey</w:t>
             </w:r>
           </w:p>
           <w:p>
@@ -2149,7 +2221,31 @@
                   <w14:round/>
                 </w14:textOutline>
               </w:rPr>
-              <w:t>30</w:t>
+              <w:t>6</w:t>
+            </w:r>
+            <w:r>
+              <w:rPr>
+                <w:rStyle w:val="IntenseEmphasis"/>
+                <w:rFonts w:eastAsia="Calibri Light"/>
+                <w:b w:val="0"/>
+                <w:bCs w:val="0"/>
+                <w:i w:val="0"/>
+                <w:iCs w:val="0"/>
+                <w:color w:val="000000" w:themeColor="text1"/>
+                <w:sz w:val="28"/>
+                <w:szCs w:val="28"/>
+                <w14:shadow w14:blurRad="38100" w14:dist="19050" w14:dir="2700000" w14:sx="100000" w14:sy="100000" w14:kx="0" w14:ky="0" w14:algn="tl">
+                  <w14:schemeClr w14:val="dk1">
+                    <w14:alpha w14:val="60000"/>
+                  </w14:schemeClr>
+                </w14:shadow>
+                <w14:textOutline w14:w="0" w14:cap="flat" w14:cmpd="sng" w14:algn="ctr">
+                  <w14:noFill/>
+                  <w14:prstDash w14:val="solid"/>
+                  <w14:round/>
+                </w14:textOutline>
+              </w:rPr>
+              <w:t>0</w:t>
             </w:r>
             <w:r>
               <w:rPr>
@@ -2859,6 +2955,30 @@
               </w:rPr>
               <w:t xml:space="preserve"> &amp; Groom</w:t>
             </w:r>
+            <w:r>
+              <w:rPr>
+                <w:rStyle w:val="IntenseEmphasis"/>
+                <w:rFonts w:eastAsia="Calibri Light"/>
+                <w:b w:val="0"/>
+                <w:bCs w:val="0"/>
+                <w:i w:val="0"/>
+                <w:iCs w:val="0"/>
+                <w:color w:val="000000" w:themeColor="text1"/>
+                <w:sz w:val="28"/>
+                <w:szCs w:val="28"/>
+                <w14:shadow w14:blurRad="38100" w14:dist="19050" w14:dir="2700000" w14:sx="100000" w14:sy="100000" w14:kx="0" w14:ky="0" w14:algn="tl">
+                  <w14:schemeClr w14:val="dk1">
+                    <w14:alpha w14:val="60000"/>
+                  </w14:schemeClr>
+                </w14:shadow>
+                <w14:textOutline w14:w="0" w14:cap="flat" w14:cmpd="sng" w14:algn="ctr">
+                  <w14:noFill/>
+                  <w14:prstDash w14:val="solid"/>
+                  <w14:round/>
+                </w14:textOutline>
+              </w:rPr>
+              <w:t>]</w:t>
+            </w:r>
           </w:p>
           <w:p>
             <w:pPr>
@@ -3236,6 +3356,7 @@
                 </w14:textOutline>
               </w:rPr>
             </w:pPr>
+            <w:proofErr w:type="gramStart"/>
             <w:r>
               <w:rPr>
                 <w:rStyle w:val="IntenseEmphasis"/>
@@ -3259,6 +3380,55 @@
                 </w14:textOutline>
               </w:rPr>
               <w:t>Fireworks</w:t>
+            </w:r>
+            <w:r>
+              <w:rPr>
+                <w:rStyle w:val="IntenseEmphasis"/>
+                <w:rFonts w:eastAsia="Calibri Light"/>
+                <w:b w:val="0"/>
+                <w:bCs w:val="0"/>
+                <w:i w:val="0"/>
+                <w:iCs w:val="0"/>
+                <w:color w:val="000000" w:themeColor="text1"/>
+                <w:sz w:val="28"/>
+                <w:szCs w:val="28"/>
+                <w14:shadow w14:blurRad="38100" w14:dist="19050" w14:dir="2700000" w14:sx="100000" w14:sy="100000" w14:kx="0" w14:ky="0" w14:algn="tl">
+                  <w14:schemeClr w14:val="dk1">
+                    <w14:alpha w14:val="60000"/>
+                  </w14:schemeClr>
+                </w14:shadow>
+                <w14:textOutline w14:w="0" w14:cap="flat" w14:cmpd="sng" w14:algn="ctr">
+                  <w14:noFill/>
+                  <w14:prstDash w14:val="solid"/>
+                  <w14:round/>
+                </w14:textOutline>
+              </w:rPr>
+              <w:t>[</w:t>
+            </w:r>
+            <w:proofErr w:type="gramEnd"/>
+            <w:r>
+              <w:rPr>
+                <w:rStyle w:val="IntenseEmphasis"/>
+                <w:rFonts w:eastAsia="Calibri Light"/>
+                <w:b w:val="0"/>
+                <w:bCs w:val="0"/>
+                <w:i w:val="0"/>
+                <w:iCs w:val="0"/>
+                <w:color w:val="000000" w:themeColor="text1"/>
+                <w:sz w:val="28"/>
+                <w:szCs w:val="28"/>
+                <w14:shadow w14:blurRad="38100" w14:dist="19050" w14:dir="2700000" w14:sx="100000" w14:sy="100000" w14:kx="0" w14:ky="0" w14:algn="tl">
+                  <w14:schemeClr w14:val="dk1">
+                    <w14:alpha w14:val="60000"/>
+                  </w14:schemeClr>
+                </w14:shadow>
+                <w14:textOutline w14:w="0" w14:cap="flat" w14:cmpd="sng" w14:algn="ctr">
+                  <w14:noFill/>
+                  <w14:prstDash w14:val="solid"/>
+                  <w14:round/>
+                </w14:textOutline>
+              </w:rPr>
+              <w:t>4 Big Boxes]</w:t>
             </w:r>
           </w:p>
           <w:p>
@@ -3310,7 +3480,55 @@
                   <w14:round/>
                 </w14:textOutline>
               </w:rPr>
-              <w:t>Cold Pyros [30]</w:t>
+              <w:t>Cold Pyros [</w:t>
+            </w:r>
+            <w:r>
+              <w:rPr>
+                <w:rStyle w:val="IntenseEmphasis"/>
+                <w:rFonts w:eastAsia="Calibri Light"/>
+                <w:b w:val="0"/>
+                <w:bCs w:val="0"/>
+                <w:i w:val="0"/>
+                <w:iCs w:val="0"/>
+                <w:color w:val="000000" w:themeColor="text1"/>
+                <w:sz w:val="28"/>
+                <w:szCs w:val="28"/>
+                <w14:shadow w14:blurRad="38100" w14:dist="19050" w14:dir="2700000" w14:sx="100000" w14:sy="100000" w14:kx="0" w14:ky="0" w14:algn="tl">
+                  <w14:schemeClr w14:val="dk1">
+                    <w14:alpha w14:val="60000"/>
+                  </w14:schemeClr>
+                </w14:shadow>
+                <w14:textOutline w14:w="0" w14:cap="flat" w14:cmpd="sng" w14:algn="ctr">
+                  <w14:noFill/>
+                  <w14:prstDash w14:val="solid"/>
+                  <w14:round/>
+                </w14:textOutline>
+              </w:rPr>
+              <w:t>5</w:t>
+            </w:r>
+            <w:r>
+              <w:rPr>
+                <w:rStyle w:val="IntenseEmphasis"/>
+                <w:rFonts w:eastAsia="Calibri Light"/>
+                <w:b w:val="0"/>
+                <w:bCs w:val="0"/>
+                <w:i w:val="0"/>
+                <w:iCs w:val="0"/>
+                <w:color w:val="000000" w:themeColor="text1"/>
+                <w:sz w:val="28"/>
+                <w:szCs w:val="28"/>
+                <w14:shadow w14:blurRad="38100" w14:dist="19050" w14:dir="2700000" w14:sx="100000" w14:sy="100000" w14:kx="0" w14:ky="0" w14:algn="tl">
+                  <w14:schemeClr w14:val="dk1">
+                    <w14:alpha w14:val="60000"/>
+                  </w14:schemeClr>
+                </w14:shadow>
+                <w14:textOutline w14:w="0" w14:cap="flat" w14:cmpd="sng" w14:algn="ctr">
+                  <w14:noFill/>
+                  <w14:prstDash w14:val="solid"/>
+                  <w14:round/>
+                </w14:textOutline>
+              </w:rPr>
+              <w:t>0]</w:t>
             </w:r>
           </w:p>
         </w:tc>
@@ -3629,55 +3847,55 @@
                   <w14:round/>
                 </w14:textOutline>
               </w:rPr>
+              <w:t>3</w:t>
+            </w:r>
+            <w:r>
+              <w:rPr>
+                <w:rStyle w:val="IntenseEmphasis"/>
+                <w:rFonts w:eastAsia="Calibri Light"/>
+                <w:b w:val="0"/>
+                <w:bCs w:val="0"/>
+                <w:i w:val="0"/>
+                <w:iCs w:val="0"/>
+                <w:color w:val="833C0B" w:themeColor="accent2" w:themeShade="80"/>
+                <w:sz w:val="28"/>
+                <w:szCs w:val="28"/>
+                <w14:shadow w14:blurRad="38100" w14:dist="19050" w14:dir="2700000" w14:sx="100000" w14:sy="100000" w14:kx="0" w14:ky="0" w14:algn="tl">
+                  <w14:schemeClr w14:val="dk1">
+                    <w14:alpha w14:val="60000"/>
+                  </w14:schemeClr>
+                </w14:shadow>
+                <w14:textOutline w14:w="0" w14:cap="flat" w14:cmpd="sng" w14:algn="ctr">
+                  <w14:noFill/>
+                  <w14:prstDash w14:val="solid"/>
+                  <w14:round/>
+                </w14:textOutline>
+              </w:rPr>
+              <w:t>,</w:t>
+            </w:r>
+            <w:r>
+              <w:rPr>
+                <w:rStyle w:val="IntenseEmphasis"/>
+                <w:rFonts w:eastAsia="Calibri Light"/>
+                <w:b w:val="0"/>
+                <w:bCs w:val="0"/>
+                <w:i w:val="0"/>
+                <w:iCs w:val="0"/>
+                <w:color w:val="833C0B" w:themeColor="accent2" w:themeShade="80"/>
+                <w:sz w:val="28"/>
+                <w:szCs w:val="28"/>
+                <w14:shadow w14:blurRad="38100" w14:dist="19050" w14:dir="2700000" w14:sx="100000" w14:sy="100000" w14:kx="0" w14:ky="0" w14:algn="tl">
+                  <w14:schemeClr w14:val="dk1">
+                    <w14:alpha w14:val="60000"/>
+                  </w14:schemeClr>
+                </w14:shadow>
+                <w14:textOutline w14:w="0" w14:cap="flat" w14:cmpd="sng" w14:algn="ctr">
+                  <w14:noFill/>
+                  <w14:prstDash w14:val="solid"/>
+                  <w14:round/>
+                </w14:textOutline>
+              </w:rPr>
               <w:t>2</w:t>
-            </w:r>
-            <w:r>
-              <w:rPr>
-                <w:rStyle w:val="IntenseEmphasis"/>
-                <w:rFonts w:eastAsia="Calibri Light"/>
-                <w:b w:val="0"/>
-                <w:bCs w:val="0"/>
-                <w:i w:val="0"/>
-                <w:iCs w:val="0"/>
-                <w:color w:val="833C0B" w:themeColor="accent2" w:themeShade="80"/>
-                <w:sz w:val="28"/>
-                <w:szCs w:val="28"/>
-                <w14:shadow w14:blurRad="38100" w14:dist="19050" w14:dir="2700000" w14:sx="100000" w14:sy="100000" w14:kx="0" w14:ky="0" w14:algn="tl">
-                  <w14:schemeClr w14:val="dk1">
-                    <w14:alpha w14:val="60000"/>
-                  </w14:schemeClr>
-                </w14:shadow>
-                <w14:textOutline w14:w="0" w14:cap="flat" w14:cmpd="sng" w14:algn="ctr">
-                  <w14:noFill/>
-                  <w14:prstDash w14:val="solid"/>
-                  <w14:round/>
-                </w14:textOutline>
-              </w:rPr>
-              <w:t>,</w:t>
-            </w:r>
-            <w:r>
-              <w:rPr>
-                <w:rStyle w:val="IntenseEmphasis"/>
-                <w:rFonts w:eastAsia="Calibri Light"/>
-                <w:b w:val="0"/>
-                <w:bCs w:val="0"/>
-                <w:i w:val="0"/>
-                <w:iCs w:val="0"/>
-                <w:color w:val="833C0B" w:themeColor="accent2" w:themeShade="80"/>
-                <w:sz w:val="28"/>
-                <w:szCs w:val="28"/>
-                <w14:shadow w14:blurRad="38100" w14:dist="19050" w14:dir="2700000" w14:sx="100000" w14:sy="100000" w14:kx="0" w14:ky="0" w14:algn="tl">
-                  <w14:schemeClr w14:val="dk1">
-                    <w14:alpha w14:val="60000"/>
-                  </w14:schemeClr>
-                </w14:shadow>
-                <w14:textOutline w14:w="0" w14:cap="flat" w14:cmpd="sng" w14:algn="ctr">
-                  <w14:noFill/>
-                  <w14:prstDash w14:val="solid"/>
-                  <w14:round/>
-                </w14:textOutline>
-              </w:rPr>
-              <w:t>9</w:t>
             </w:r>
             <w:r>
               <w:rPr>
@@ -3993,9 +4211,11 @@
                   <w14:round/>
                 </w14:textOutline>
               </w:rPr>
-              <w:t xml:space="preserve">enue    </w:t>
-            </w:r>
-            <w:r>
+              <w:t>enue    Noor Mahal</w:t>
+            </w:r>
+          </w:p>
+          <w:p>
+            <w:pPr>
               <w:rPr>
                 <w:rFonts w:ascii="Abadi" w:eastAsiaTheme="majorEastAsia" w:hAnsi="Abadi" w:cs="ADLaM Display"/>
                 <w:bCs/>
@@ -4014,11 +4234,8 @@
                   <w14:round/>
                 </w14:textOutline>
               </w:rPr>
-              <w:t>Noor Mahal</w:t>
-            </w:r>
-          </w:p>
-          <w:p>
-            <w:pPr>
+            </w:pPr>
+            <w:r>
               <w:rPr>
                 <w:rFonts w:ascii="Abadi" w:eastAsiaTheme="majorEastAsia" w:hAnsi="Abadi" w:cs="ADLaM Display"/>
                 <w:bCs/>
@@ -4037,6 +4254,16 @@
                   <w14:round/>
                 </w14:textOutline>
               </w:rPr>
+              <w:t>Time       05:00 PM</w:t>
+            </w:r>
+          </w:p>
+          <w:p>
+            <w:pPr>
+              <w:rPr>
+                <w:rFonts w:ascii="ADLaM Display" w:hAnsi="ADLaM Display" w:cs="ADLaM Display"/>
+                <w:sz w:val="28"/>
+                <w:szCs w:val="28"/>
+              </w:rPr>
             </w:pPr>
             <w:r>
               <w:rPr>
@@ -4057,58 +4284,7 @@
                   <w14:round/>
                 </w14:textOutline>
               </w:rPr>
-              <w:t>Time       05:00 PM</w:t>
-            </w:r>
-          </w:p>
-          <w:p>
-            <w:pPr>
-              <w:rPr>
-                <w:rFonts w:ascii="ADLaM Display" w:hAnsi="ADLaM Display" w:cs="ADLaM Display"/>
-                <w:sz w:val="28"/>
-                <w:szCs w:val="28"/>
-              </w:rPr>
-            </w:pPr>
-            <w:r>
-              <w:rPr>
-                <w:rFonts w:ascii="Abadi" w:eastAsiaTheme="majorEastAsia" w:hAnsi="Abadi" w:cs="ADLaM Display"/>
-                <w:bCs/>
-                <w:smallCaps/>
-                <w:color w:val="2F5496" w:themeColor="accent1" w:themeShade="BF"/>
-                <w:sz w:val="36"/>
-                <w:szCs w:val="36"/>
-                <w14:shadow w14:blurRad="38100" w14:dist="19050" w14:dir="2700000" w14:sx="100000" w14:sy="100000" w14:kx="0" w14:ky="0" w14:algn="tl">
-                  <w14:schemeClr w14:val="dk1">
-                    <w14:alpha w14:val="60000"/>
-                  </w14:schemeClr>
-                </w14:shadow>
-                <w14:textOutline w14:w="0" w14:cap="flat" w14:cmpd="sng" w14:algn="ctr">
-                  <w14:noFill/>
-                  <w14:prstDash w14:val="solid"/>
-                  <w14:round/>
-                </w14:textOutline>
-              </w:rPr>
-              <w:t xml:space="preserve">Event    </w:t>
-            </w:r>
-            <w:r>
-              <w:rPr>
-                <w:rFonts w:ascii="Abadi" w:eastAsiaTheme="majorEastAsia" w:hAnsi="Abadi" w:cs="ADLaM Display"/>
-                <w:bCs/>
-                <w:smallCaps/>
-                <w:color w:val="2F5496" w:themeColor="accent1" w:themeShade="BF"/>
-                <w:sz w:val="36"/>
-                <w:szCs w:val="36"/>
-                <w14:shadow w14:blurRad="38100" w14:dist="19050" w14:dir="2700000" w14:sx="100000" w14:sy="100000" w14:kx="0" w14:ky="0" w14:algn="tl">
-                  <w14:schemeClr w14:val="dk1">
-                    <w14:alpha w14:val="60000"/>
-                  </w14:schemeClr>
-                </w14:shadow>
-                <w14:textOutline w14:w="0" w14:cap="flat" w14:cmpd="sng" w14:algn="ctr">
-                  <w14:noFill/>
-                  <w14:prstDash w14:val="solid"/>
-                  <w14:round/>
-                </w14:textOutline>
-              </w:rPr>
-              <w:t>Barat</w:t>
+              <w:t>Event    Barat</w:t>
             </w:r>
           </w:p>
         </w:tc>
@@ -5556,31 +5732,7 @@
                   <w14:round/>
                 </w14:textOutline>
               </w:rPr>
-              <w:t>Pyro Guns [</w:t>
-            </w:r>
-            <w:r>
-              <w:rPr>
-                <w:rStyle w:val="IntenseEmphasis"/>
-                <w:rFonts w:eastAsia="Calibri Light"/>
-                <w:b w:val="0"/>
-                <w:bCs w:val="0"/>
-                <w:i w:val="0"/>
-                <w:iCs w:val="0"/>
-                <w:color w:val="000000" w:themeColor="text1"/>
-                <w:sz w:val="28"/>
-                <w:szCs w:val="28"/>
-                <w14:shadow w14:blurRad="38100" w14:dist="19050" w14:dir="2700000" w14:sx="100000" w14:sy="100000" w14:kx="0" w14:ky="0" w14:algn="tl">
-                  <w14:schemeClr w14:val="dk1">
-                    <w14:alpha w14:val="60000"/>
-                  </w14:schemeClr>
-                </w14:shadow>
-                <w14:textOutline w14:w="0" w14:cap="flat" w14:cmpd="sng" w14:algn="ctr">
-                  <w14:noFill/>
-                  <w14:prstDash w14:val="solid"/>
-                  <w14:round/>
-                </w14:textOutline>
-              </w:rPr>
-              <w:t>1</w:t>
+              <w:t>Pyro Guns [1</w:t>
             </w:r>
             <w:r>
               <w:rPr>
@@ -6163,31 +6315,7 @@
                   <w14:round/>
                 </w14:textOutline>
               </w:rPr>
-              <w:t>1,</w:t>
-            </w:r>
-            <w:r>
-              <w:rPr>
-                <w:rStyle w:val="IntenseEmphasis"/>
-                <w:rFonts w:eastAsia="Calibri Light"/>
-                <w:b w:val="0"/>
-                <w:bCs w:val="0"/>
-                <w:i w:val="0"/>
-                <w:iCs w:val="0"/>
-                <w:color w:val="833C0B" w:themeColor="accent2" w:themeShade="80"/>
-                <w:sz w:val="28"/>
-                <w:szCs w:val="28"/>
-                <w14:shadow w14:blurRad="38100" w14:dist="19050" w14:dir="2700000" w14:sx="100000" w14:sy="100000" w14:kx="0" w14:ky="0" w14:algn="tl">
-                  <w14:schemeClr w14:val="dk1">
-                    <w14:alpha w14:val="60000"/>
-                  </w14:schemeClr>
-                </w14:shadow>
-                <w14:textOutline w14:w="0" w14:cap="flat" w14:cmpd="sng" w14:algn="ctr">
-                  <w14:noFill/>
-                  <w14:prstDash w14:val="solid"/>
-                  <w14:round/>
-                </w14:textOutline>
-              </w:rPr>
-              <w:t>67</w:t>
+              <w:t>1,67</w:t>
             </w:r>
             <w:r>
               <w:rPr>

--- a/Quotations/4 FEB RANI BAGH/Quotation With Budget (1).docx
+++ b/Quotations/4 FEB RANI BAGH/Quotation With Budget (1).docx
@@ -2045,9 +2045,21 @@
           <w:p>
             <w:pPr>
               <w:rPr>
-                <w:rFonts w:cstheme="minorHAnsi"/>
-                <w:sz w:val="24"/>
-                <w:szCs w:val="24"/>
+                <w:rStyle w:val="IntenseEmphasis"/>
+                <w:rFonts w:eastAsia="Calibri Light"/>
+                <w:color w:val="000000" w:themeColor="text1"/>
+                <w:sz w:val="28"/>
+                <w:szCs w:val="28"/>
+                <w14:shadow w14:blurRad="38100" w14:dist="19050" w14:dir="2700000" w14:sx="100000" w14:sy="100000" w14:kx="0" w14:ky="0" w14:algn="tl">
+                  <w14:schemeClr w14:val="dk1">
+                    <w14:alpha w14:val="60000"/>
+                  </w14:schemeClr>
+                </w14:shadow>
+                <w14:textOutline w14:w="0" w14:cap="flat" w14:cmpd="sng" w14:algn="ctr">
+                  <w14:noFill/>
+                  <w14:prstDash w14:val="solid"/>
+                  <w14:round/>
+                </w14:textOutline>
               </w:rPr>
             </w:pPr>
           </w:p>
@@ -2060,9 +2072,24 @@
               </w:numPr>
               <w:rPr>
                 <w:rStyle w:val="IntenseEmphasis"/>
-                <w:rFonts w:cstheme="minorHAnsi"/>
-                <w:sz w:val="24"/>
-                <w:szCs w:val="24"/>
+                <w:rFonts w:eastAsia="Calibri Light"/>
+                <w:b w:val="0"/>
+                <w:bCs w:val="0"/>
+                <w:i w:val="0"/>
+                <w:iCs w:val="0"/>
+                <w:color w:val="000000" w:themeColor="text1"/>
+                <w:sz w:val="28"/>
+                <w:szCs w:val="28"/>
+                <w14:shadow w14:blurRad="38100" w14:dist="19050" w14:dir="2700000" w14:sx="100000" w14:sy="100000" w14:kx="0" w14:ky="0" w14:algn="tl">
+                  <w14:schemeClr w14:val="dk1">
+                    <w14:alpha w14:val="60000"/>
+                  </w14:schemeClr>
+                </w14:shadow>
+                <w14:textOutline w14:w="0" w14:cap="flat" w14:cmpd="sng" w14:algn="ctr">
+                  <w14:noFill/>
+                  <w14:prstDash w14:val="solid"/>
+                  <w14:round/>
+                </w14:textOutline>
               </w:rPr>
             </w:pPr>
             <w:r>
@@ -2164,10 +2191,126 @@
           </w:p>
           <w:p>
             <w:pPr>
-              <w:rPr>
-                <w:rFonts w:cstheme="minorHAnsi"/>
-                <w:sz w:val="24"/>
-                <w:szCs w:val="24"/>
+              <w:pStyle w:val="ListParagraph"/>
+              <w:rPr>
+                <w:rStyle w:val="IntenseEmphasis"/>
+                <w:rFonts w:eastAsia="Calibri Light"/>
+                <w:b w:val="0"/>
+                <w:bCs w:val="0"/>
+                <w:i w:val="0"/>
+                <w:iCs w:val="0"/>
+                <w:color w:val="000000" w:themeColor="text1"/>
+                <w:sz w:val="28"/>
+                <w:szCs w:val="28"/>
+                <w14:shadow w14:blurRad="38100" w14:dist="19050" w14:dir="2700000" w14:sx="100000" w14:sy="100000" w14:kx="0" w14:ky="0" w14:algn="tl">
+                  <w14:schemeClr w14:val="dk1">
+                    <w14:alpha w14:val="60000"/>
+                  </w14:schemeClr>
+                </w14:shadow>
+                <w14:textOutline w14:w="0" w14:cap="flat" w14:cmpd="sng" w14:algn="ctr">
+                  <w14:noFill/>
+                  <w14:prstDash w14:val="solid"/>
+                  <w14:round/>
+                </w14:textOutline>
+              </w:rPr>
+            </w:pPr>
+            <w:r>
+              <w:rPr>
+                <w:rStyle w:val="IntenseEmphasis"/>
+                <w:rFonts w:eastAsia="Calibri Light"/>
+                <w:b w:val="0"/>
+                <w:bCs w:val="0"/>
+                <w:i w:val="0"/>
+                <w:iCs w:val="0"/>
+                <w:color w:val="000000" w:themeColor="text1"/>
+                <w:sz w:val="28"/>
+                <w:szCs w:val="28"/>
+                <w14:shadow w14:blurRad="38100" w14:dist="19050" w14:dir="2700000" w14:sx="100000" w14:sy="100000" w14:kx="0" w14:ky="0" w14:algn="tl">
+                  <w14:schemeClr w14:val="dk1">
+                    <w14:alpha w14:val="60000"/>
+                  </w14:schemeClr>
+                </w14:shadow>
+                <w14:textOutline w14:w="0" w14:cap="flat" w14:cmpd="sng" w14:algn="ctr">
+                  <w14:noFill/>
+                  <w14:prstDash w14:val="solid"/>
+                  <w14:round/>
+                </w14:textOutline>
+              </w:rPr>
+              <w:t xml:space="preserve">For </w:t>
+            </w:r>
+            <w:proofErr w:type="spellStart"/>
+            <w:r>
+              <w:rPr>
+                <w:rStyle w:val="IntenseEmphasis"/>
+                <w:rFonts w:eastAsia="Calibri Light"/>
+                <w:b w:val="0"/>
+                <w:bCs w:val="0"/>
+                <w:i w:val="0"/>
+                <w:iCs w:val="0"/>
+                <w:color w:val="000000" w:themeColor="text1"/>
+                <w:sz w:val="28"/>
+                <w:szCs w:val="28"/>
+                <w14:shadow w14:blurRad="38100" w14:dist="19050" w14:dir="2700000" w14:sx="100000" w14:sy="100000" w14:kx="0" w14:ky="0" w14:algn="tl">
+                  <w14:schemeClr w14:val="dk1">
+                    <w14:alpha w14:val="60000"/>
+                  </w14:schemeClr>
+                </w14:shadow>
+                <w14:textOutline w14:w="0" w14:cap="flat" w14:cmpd="sng" w14:algn="ctr">
+                  <w14:noFill/>
+                  <w14:prstDash w14:val="solid"/>
+                  <w14:round/>
+                </w14:textOutline>
+              </w:rPr>
+              <w:t>Jharokas</w:t>
+            </w:r>
+            <w:proofErr w:type="spellEnd"/>
+            <w:r>
+              <w:rPr>
+                <w:rStyle w:val="IntenseEmphasis"/>
+                <w:rFonts w:eastAsia="Calibri Light"/>
+                <w:b w:val="0"/>
+                <w:bCs w:val="0"/>
+                <w:i w:val="0"/>
+                <w:iCs w:val="0"/>
+                <w:color w:val="000000" w:themeColor="text1"/>
+                <w:sz w:val="28"/>
+                <w:szCs w:val="28"/>
+                <w14:shadow w14:blurRad="38100" w14:dist="19050" w14:dir="2700000" w14:sx="100000" w14:sy="100000" w14:kx="0" w14:ky="0" w14:algn="tl">
+                  <w14:schemeClr w14:val="dk1">
+                    <w14:alpha w14:val="60000"/>
+                  </w14:schemeClr>
+                </w14:shadow>
+                <w14:textOutline w14:w="0" w14:cap="flat" w14:cmpd="sng" w14:algn="ctr">
+                  <w14:noFill/>
+                  <w14:prstDash w14:val="solid"/>
+                  <w14:round/>
+                </w14:textOutline>
+              </w:rPr>
+              <w:t xml:space="preserve"> Decoration</w:t>
+            </w:r>
+          </w:p>
+          <w:p>
+            <w:pPr>
+              <w:rPr>
+                <w:rStyle w:val="IntenseEmphasis"/>
+                <w:rFonts w:eastAsia="Calibri Light"/>
+                <w:b w:val="0"/>
+                <w:bCs w:val="0"/>
+                <w:i w:val="0"/>
+                <w:iCs w:val="0"/>
+                <w:color w:val="000000" w:themeColor="text1"/>
+                <w:sz w:val="28"/>
+                <w:szCs w:val="28"/>
+                <w14:shadow w14:blurRad="38100" w14:dist="19050" w14:dir="2700000" w14:sx="100000" w14:sy="100000" w14:kx="0" w14:ky="0" w14:algn="tl">
+                  <w14:schemeClr w14:val="dk1">
+                    <w14:alpha w14:val="60000"/>
+                  </w14:schemeClr>
+                </w14:shadow>
+                <w14:textOutline w14:w="0" w14:cap="flat" w14:cmpd="sng" w14:algn="ctr">
+                  <w14:noFill/>
+                  <w14:prstDash w14:val="solid"/>
+                  <w14:round/>
+                </w14:textOutline>
               </w:rPr>
             </w:pPr>
           </w:p>
@@ -2270,6 +2413,260 @@
                 </w14:textOutline>
               </w:rPr>
               <w:t>,000 /-</w:t>
+            </w:r>
+          </w:p>
+        </w:tc>
+      </w:tr>
+      <w:tr>
+        <w:trPr>
+          <w:trHeight w:val="563"/>
+        </w:trPr>
+        <w:tc>
+          <w:tcPr>
+            <w:tcW w:w="6745" w:type="dxa"/>
+          </w:tcPr>
+          <w:p>
+            <w:pPr>
+              <w:rPr>
+                <w:rFonts w:cstheme="minorHAnsi"/>
+                <w:sz w:val="24"/>
+                <w:szCs w:val="24"/>
+              </w:rPr>
+            </w:pPr>
+          </w:p>
+          <w:p>
+            <w:pPr>
+              <w:pStyle w:val="ListParagraph"/>
+              <w:numPr>
+                <w:ilvl w:val="0"/>
+                <w:numId w:val="23"/>
+              </w:numPr>
+              <w:rPr>
+                <w:rStyle w:val="IntenseEmphasis"/>
+                <w:rFonts w:cstheme="minorHAnsi"/>
+                <w:b w:val="0"/>
+                <w:bCs w:val="0"/>
+                <w:i w:val="0"/>
+                <w:iCs w:val="0"/>
+                <w:sz w:val="24"/>
+                <w:szCs w:val="24"/>
+              </w:rPr>
+            </w:pPr>
+            <w:r>
+              <w:rPr>
+                <w:rStyle w:val="IntenseEmphasis"/>
+                <w:rFonts w:eastAsia="Calibri Light"/>
+                <w:b w:val="0"/>
+                <w:bCs w:val="0"/>
+                <w:i w:val="0"/>
+                <w:iCs w:val="0"/>
+                <w:color w:val="000000" w:themeColor="text1"/>
+                <w:sz w:val="28"/>
+                <w:szCs w:val="28"/>
+                <w14:shadow w14:blurRad="38100" w14:dist="19050" w14:dir="2700000" w14:sx="100000" w14:sy="100000" w14:kx="0" w14:ky="0" w14:algn="tl">
+                  <w14:schemeClr w14:val="dk1">
+                    <w14:alpha w14:val="60000"/>
+                  </w14:schemeClr>
+                </w14:shadow>
+                <w14:textOutline w14:w="0" w14:cap="flat" w14:cmpd="sng" w14:algn="ctr">
+                  <w14:noFill/>
+                  <w14:prstDash w14:val="solid"/>
+                  <w14:round/>
+                </w14:textOutline>
+              </w:rPr>
+              <w:t>Double Led Screen [300 Sq. Ft.]</w:t>
+            </w:r>
+            <w:r>
+              <w:rPr>
+                <w:rFonts w:cstheme="minorHAnsi"/>
+                <w:sz w:val="24"/>
+                <w:szCs w:val="24"/>
+              </w:rPr>
+              <w:t xml:space="preserve"> </w:t>
+            </w:r>
+            <w:r>
+              <w:rPr>
+                <w:rStyle w:val="IntenseEmphasis"/>
+                <w:rFonts w:eastAsia="Calibri Light"/>
+                <w:b w:val="0"/>
+                <w:bCs w:val="0"/>
+                <w:i w:val="0"/>
+                <w:iCs w:val="0"/>
+                <w:color w:val="000000" w:themeColor="text1"/>
+                <w:sz w:val="28"/>
+                <w:szCs w:val="28"/>
+                <w14:shadow w14:blurRad="38100" w14:dist="19050" w14:dir="2700000" w14:sx="100000" w14:sy="100000" w14:kx="0" w14:ky="0" w14:algn="tl">
+                  <w14:schemeClr w14:val="dk1">
+                    <w14:alpha w14:val="60000"/>
+                  </w14:schemeClr>
+                </w14:shadow>
+                <w14:textOutline w14:w="0" w14:cap="flat" w14:cmpd="sng" w14:algn="ctr">
+                  <w14:noFill/>
+                  <w14:prstDash w14:val="solid"/>
+                  <w14:round/>
+                </w14:textOutline>
+              </w:rPr>
+              <w:t>With Video Jockey</w:t>
+            </w:r>
+          </w:p>
+          <w:p>
+            <w:pPr>
+              <w:pStyle w:val="ListParagraph"/>
+              <w:rPr>
+                <w:rStyle w:val="IntenseEmphasis"/>
+                <w:rFonts w:eastAsia="Calibri Light"/>
+                <w:b w:val="0"/>
+                <w:bCs w:val="0"/>
+                <w:i w:val="0"/>
+                <w:iCs w:val="0"/>
+                <w:color w:val="000000" w:themeColor="text1"/>
+                <w:sz w:val="28"/>
+                <w:szCs w:val="28"/>
+                <w14:shadow w14:blurRad="38100" w14:dist="19050" w14:dir="2700000" w14:sx="100000" w14:sy="100000" w14:kx="0" w14:ky="0" w14:algn="tl">
+                  <w14:schemeClr w14:val="dk1">
+                    <w14:alpha w14:val="60000"/>
+                  </w14:schemeClr>
+                </w14:shadow>
+                <w14:textOutline w14:w="0" w14:cap="flat" w14:cmpd="sng" w14:algn="ctr">
+                  <w14:noFill/>
+                  <w14:prstDash w14:val="solid"/>
+                  <w14:round/>
+                </w14:textOutline>
+              </w:rPr>
+            </w:pPr>
+            <w:r>
+              <w:rPr>
+                <w:rStyle w:val="IntenseEmphasis"/>
+                <w:rFonts w:eastAsia="Calibri Light"/>
+                <w:b w:val="0"/>
+                <w:bCs w:val="0"/>
+                <w:i w:val="0"/>
+                <w:iCs w:val="0"/>
+                <w:color w:val="000000" w:themeColor="text1"/>
+                <w:sz w:val="28"/>
+                <w:szCs w:val="28"/>
+                <w14:shadow w14:blurRad="38100" w14:dist="19050" w14:dir="2700000" w14:sx="100000" w14:sy="100000" w14:kx="0" w14:ky="0" w14:algn="tl">
+                  <w14:schemeClr w14:val="dk1">
+                    <w14:alpha w14:val="60000"/>
+                  </w14:schemeClr>
+                </w14:shadow>
+                <w14:textOutline w14:w="0" w14:cap="flat" w14:cmpd="sng" w14:algn="ctr">
+                  <w14:noFill/>
+                  <w14:prstDash w14:val="solid"/>
+                  <w14:round/>
+                </w14:textOutline>
+              </w:rPr>
+              <w:t xml:space="preserve">For </w:t>
+            </w:r>
+            <w:r>
+              <w:rPr>
+                <w:rStyle w:val="IntenseEmphasis"/>
+                <w:rFonts w:eastAsia="Calibri Light"/>
+                <w:b w:val="0"/>
+                <w:bCs w:val="0"/>
+                <w:i w:val="0"/>
+                <w:iCs w:val="0"/>
+                <w:color w:val="000000" w:themeColor="text1"/>
+                <w:sz w:val="28"/>
+                <w:szCs w:val="28"/>
+                <w14:shadow w14:blurRad="38100" w14:dist="19050" w14:dir="2700000" w14:sx="100000" w14:sy="100000" w14:kx="0" w14:ky="0" w14:algn="tl">
+                  <w14:schemeClr w14:val="dk1">
+                    <w14:alpha w14:val="60000"/>
+                  </w14:schemeClr>
+                </w14:shadow>
+                <w14:textOutline w14:w="0" w14:cap="flat" w14:cmpd="sng" w14:algn="ctr">
+                  <w14:noFill/>
+                  <w14:prstDash w14:val="solid"/>
+                  <w14:round/>
+                </w14:textOutline>
+              </w:rPr>
+              <w:t>DJ</w:t>
+            </w:r>
+            <w:r>
+              <w:rPr>
+                <w:rStyle w:val="IntenseEmphasis"/>
+                <w:rFonts w:eastAsia="Calibri Light"/>
+                <w:b w:val="0"/>
+                <w:bCs w:val="0"/>
+                <w:i w:val="0"/>
+                <w:iCs w:val="0"/>
+                <w:color w:val="000000" w:themeColor="text1"/>
+                <w:sz w:val="28"/>
+                <w:szCs w:val="28"/>
+                <w14:shadow w14:blurRad="38100" w14:dist="19050" w14:dir="2700000" w14:sx="100000" w14:sy="100000" w14:kx="0" w14:ky="0" w14:algn="tl">
+                  <w14:schemeClr w14:val="dk1">
+                    <w14:alpha w14:val="60000"/>
+                  </w14:schemeClr>
+                </w14:shadow>
+                <w14:textOutline w14:w="0" w14:cap="flat" w14:cmpd="sng" w14:algn="ctr">
+                  <w14:noFill/>
+                  <w14:prstDash w14:val="solid"/>
+                  <w14:round/>
+                </w14:textOutline>
+              </w:rPr>
+              <w:t xml:space="preserve"> Setup</w:t>
+            </w:r>
+          </w:p>
+          <w:p>
+            <w:pPr>
+              <w:rPr>
+                <w:rFonts w:cstheme="minorHAnsi"/>
+                <w:sz w:val="24"/>
+                <w:szCs w:val="24"/>
+              </w:rPr>
+            </w:pPr>
+          </w:p>
+        </w:tc>
+        <w:tc>
+          <w:tcPr>
+            <w:tcW w:w="2790" w:type="dxa"/>
+          </w:tcPr>
+          <w:p>
+            <w:pPr>
+              <w:jc w:val="center"/>
+              <w:rPr>
+                <w:rFonts w:cstheme="minorHAnsi"/>
+                <w:sz w:val="24"/>
+                <w:szCs w:val="24"/>
+              </w:rPr>
+            </w:pPr>
+          </w:p>
+          <w:p>
+            <w:pPr>
+              <w:jc w:val="center"/>
+              <w:rPr>
+                <w:rFonts w:cstheme="minorHAnsi"/>
+                <w:b/>
+                <w:bCs/>
+                <w:i/>
+                <w:iCs/>
+                <w:sz w:val="24"/>
+                <w:szCs w:val="24"/>
+              </w:rPr>
+            </w:pPr>
+            <w:r>
+              <w:rPr>
+                <w:rStyle w:val="IntenseEmphasis"/>
+                <w:rFonts w:eastAsia="Calibri Light"/>
+                <w:b w:val="0"/>
+                <w:bCs w:val="0"/>
+                <w:i w:val="0"/>
+                <w:iCs w:val="0"/>
+                <w:color w:val="000000" w:themeColor="text1"/>
+                <w:sz w:val="28"/>
+                <w:szCs w:val="28"/>
+                <w14:shadow w14:blurRad="38100" w14:dist="19050" w14:dir="2700000" w14:sx="100000" w14:sy="100000" w14:kx="0" w14:ky="0" w14:algn="tl">
+                  <w14:schemeClr w14:val="dk1">
+                    <w14:alpha w14:val="60000"/>
+                  </w14:schemeClr>
+                </w14:shadow>
+                <w14:textOutline w14:w="0" w14:cap="flat" w14:cmpd="sng" w14:algn="ctr">
+                  <w14:noFill/>
+                  <w14:prstDash w14:val="solid"/>
+                  <w14:round/>
+                </w14:textOutline>
+              </w:rPr>
+              <w:t>30,000 /-</w:t>
             </w:r>
           </w:p>
         </w:tc>
@@ -3895,7 +4292,7 @@
                   <w14:round/>
                 </w14:textOutline>
               </w:rPr>
-              <w:t>2</w:t>
+              <w:t>5</w:t>
             </w:r>
             <w:r>
               <w:rPr>
